--- a/Bazarlens - Database.docx
+++ b/Bazarlens - Database.docx
@@ -64,8 +64,16 @@
         <w:rPr>
           <w:b/>
           <w:bCs/>
-        </w:rPr>
-        <w:t>User Signing In:</w:t>
+          <w:color w:val="0070C0"/>
+        </w:rPr>
+        <w:t xml:space="preserve">User </w:t>
+      </w:r>
+      <w:r>
+        <w:rPr>
+          <w:b/>
+          <w:bCs/>
+        </w:rPr>
+        <w:t>Signing In:</w:t>
       </w:r>
     </w:p>
     <w:p>
@@ -222,6 +230,24 @@
     </w:p>
     <w:p>
       <w:pPr>
+        <w:numPr>
+          <w:ilvl w:val="0"/>
+          <w:numId w:val="3"/>
+        </w:numPr>
+        <w:spacing w:line="240" w:lineRule="auto"/>
+        <w:rPr>
+          <w:color w:val="EE0000"/>
+        </w:rPr>
+      </w:pPr>
+      <w:r>
+        <w:rPr>
+          <w:color w:val="EE0000"/>
+        </w:rPr>
+        <w:t>Agent Mode</w:t>
+      </w:r>
+    </w:p>
+    <w:p>
+      <w:pPr>
         <w:spacing w:line="240" w:lineRule="auto"/>
         <w:rPr>
           <w:b/>
@@ -260,16 +286,24 @@
     <w:p>
       <w:pPr>
         <w:spacing w:line="240" w:lineRule="auto"/>
-      </w:pPr>
-      <w:r>
-        <w:rPr>
-          <w:b/>
-          <w:bCs/>
-        </w:rPr>
-        <w:t>Agent Login:</w:t>
-      </w:r>
-      <w:r>
-        <w:t>(provided by admin)</w:t>
+        <w:rPr>
+          <w:b/>
+          <w:bCs/>
+        </w:rPr>
+      </w:pPr>
+      <w:r>
+        <w:rPr>
+          <w:b/>
+          <w:bCs/>
+        </w:rPr>
+        <w:t xml:space="preserve">Admin </w:t>
+      </w:r>
+      <w:r>
+        <w:rPr>
+          <w:b/>
+          <w:bCs/>
+        </w:rPr>
+        <w:t xml:space="preserve">Login: </w:t>
       </w:r>
     </w:p>
     <w:p>
@@ -299,55 +333,303 @@
     <w:p>
       <w:pPr>
         <w:spacing w:line="240" w:lineRule="auto"/>
-        <w:rPr>
-          <w:b/>
-          <w:bCs/>
-        </w:rPr>
-      </w:pPr>
-      <w:r>
-        <w:rPr>
-          <w:b/>
-          <w:bCs/>
-        </w:rPr>
-        <w:t xml:space="preserve">Admin Login: </w:t>
-      </w:r>
-    </w:p>
-    <w:p>
-      <w:pPr>
+      </w:pPr>
+    </w:p>
+    <w:p>
+      <w:pPr>
+        <w:rPr>
+          <w:b/>
+          <w:bCs/>
+        </w:rPr>
+      </w:pPr>
+    </w:p>
+    <w:p/>
+    <w:p/>
+    <w:p>
+      <w:pPr>
+        <w:rPr>
+          <w:b/>
+          <w:bCs/>
+        </w:rPr>
+      </w:pPr>
+      <w:r>
+        <w:rPr>
+          <w:b/>
+          <w:bCs/>
+        </w:rPr>
+        <w:t xml:space="preserve">For post </w:t>
+      </w:r>
+      <w:proofErr w:type="gramStart"/>
+      <w:r>
+        <w:rPr>
+          <w:b/>
+          <w:bCs/>
+          <w:color w:val="0070C0"/>
+        </w:rPr>
+        <w:t>I</w:t>
+      </w:r>
+      <w:r>
+        <w:rPr>
+          <w:b/>
+          <w:bCs/>
+          <w:color w:val="0070C0"/>
+        </w:rPr>
+        <w:t>tem</w:t>
+      </w:r>
+      <w:r>
+        <w:rPr>
+          <w:b/>
+          <w:bCs/>
+          <w:color w:val="0070C0"/>
+        </w:rPr>
+        <w:t>s</w:t>
+      </w:r>
+      <w:r>
+        <w:rPr>
+          <w:b/>
+          <w:bCs/>
+        </w:rPr>
+        <w:t>( user</w:t>
+      </w:r>
+      <w:proofErr w:type="gramEnd"/>
+      <w:r>
+        <w:rPr>
+          <w:b/>
+          <w:bCs/>
+        </w:rPr>
+        <w:t xml:space="preserve"> &amp; agent):</w:t>
+      </w:r>
+    </w:p>
+    <w:p>
+      <w:pPr>
+        <w:pStyle w:val="ListParagraph"/>
         <w:numPr>
           <w:ilvl w:val="0"/>
-          <w:numId w:val="4"/>
-        </w:numPr>
-        <w:spacing w:line="240" w:lineRule="auto"/>
-      </w:pPr>
-      <w:r>
-        <w:t>Username</w:t>
-      </w:r>
-    </w:p>
-    <w:p>
-      <w:pPr>
+          <w:numId w:val="5"/>
+        </w:numPr>
+      </w:pPr>
+      <w:proofErr w:type="spellStart"/>
+      <w:r>
+        <w:lastRenderedPageBreak/>
+        <w:t>ItemName</w:t>
+      </w:r>
+      <w:proofErr w:type="spellEnd"/>
+      <w:r>
+        <w:t xml:space="preserve"> =&gt;</w:t>
+      </w:r>
+      <w:r>
+        <w:t xml:space="preserve"> Dropdown =&gt; all inserted items</w:t>
+      </w:r>
+    </w:p>
+    <w:p>
+      <w:pPr>
+        <w:pStyle w:val="ListParagraph"/>
         <w:numPr>
           <w:ilvl w:val="0"/>
-          <w:numId w:val="4"/>
-        </w:numPr>
-        <w:spacing w:line="240" w:lineRule="auto"/>
-      </w:pPr>
-      <w:r>
-        <w:t>Password</w:t>
-      </w:r>
-    </w:p>
-    <w:p>
-      <w:pPr>
-        <w:spacing w:line="240" w:lineRule="auto"/>
-      </w:pPr>
-    </w:p>
-    <w:p>
-      <w:pPr>
-        <w:rPr>
-          <w:b/>
-          <w:bCs/>
-        </w:rPr>
-      </w:pPr>
+          <w:numId w:val="5"/>
+        </w:numPr>
+        <w:rPr>
+          <w:b/>
+          <w:bCs/>
+        </w:rPr>
+      </w:pPr>
+      <w:r>
+        <w:t>Quantity =&gt; Dropdown</w:t>
+      </w:r>
+      <w:r>
+        <w:t>:</w:t>
+      </w:r>
+    </w:p>
+    <w:p>
+      <w:pPr>
+        <w:pStyle w:val="ListParagraph"/>
+        <w:numPr>
+          <w:ilvl w:val="2"/>
+          <w:numId w:val="5"/>
+        </w:numPr>
+        <w:rPr>
+          <w:b/>
+          <w:bCs/>
+        </w:rPr>
+      </w:pPr>
+      <w:r>
+        <w:t>1x</w:t>
+      </w:r>
+    </w:p>
+    <w:p>
+      <w:pPr>
+        <w:pStyle w:val="ListParagraph"/>
+        <w:numPr>
+          <w:ilvl w:val="2"/>
+          <w:numId w:val="5"/>
+        </w:numPr>
+        <w:rPr>
+          <w:b/>
+          <w:bCs/>
+        </w:rPr>
+      </w:pPr>
+      <w:r>
+        <w:t>4x</w:t>
+      </w:r>
+    </w:p>
+    <w:p>
+      <w:pPr>
+        <w:pStyle w:val="ListParagraph"/>
+        <w:numPr>
+          <w:ilvl w:val="2"/>
+          <w:numId w:val="5"/>
+        </w:numPr>
+        <w:rPr>
+          <w:b/>
+          <w:bCs/>
+        </w:rPr>
+      </w:pPr>
+      <w:r>
+        <w:t>12x</w:t>
+      </w:r>
+    </w:p>
+    <w:p>
+      <w:pPr>
+        <w:pStyle w:val="ListParagraph"/>
+        <w:numPr>
+          <w:ilvl w:val="0"/>
+          <w:numId w:val="5"/>
+        </w:numPr>
+        <w:rPr>
+          <w:b/>
+          <w:bCs/>
+        </w:rPr>
+      </w:pPr>
+      <w:r>
+        <w:t>Price</w:t>
+      </w:r>
+    </w:p>
+    <w:p>
+      <w:pPr>
+        <w:pStyle w:val="ListParagraph"/>
+        <w:numPr>
+          <w:ilvl w:val="0"/>
+          <w:numId w:val="5"/>
+        </w:numPr>
+        <w:rPr>
+          <w:b/>
+          <w:bCs/>
+        </w:rPr>
+      </w:pPr>
+      <w:r>
+        <w:t>Quality =&gt; Dropdown:</w:t>
+      </w:r>
+    </w:p>
+    <w:p>
+      <w:pPr>
+        <w:pStyle w:val="ListParagraph"/>
+        <w:numPr>
+          <w:ilvl w:val="2"/>
+          <w:numId w:val="5"/>
+        </w:numPr>
+        <w:rPr>
+          <w:b/>
+          <w:bCs/>
+        </w:rPr>
+      </w:pPr>
+      <w:r>
+        <w:t>Good</w:t>
+      </w:r>
+    </w:p>
+    <w:p>
+      <w:pPr>
+        <w:pStyle w:val="ListParagraph"/>
+        <w:numPr>
+          <w:ilvl w:val="2"/>
+          <w:numId w:val="5"/>
+        </w:numPr>
+        <w:rPr>
+          <w:b/>
+          <w:bCs/>
+        </w:rPr>
+      </w:pPr>
+      <w:r>
+        <w:t>Moderate</w:t>
+      </w:r>
+    </w:p>
+    <w:p>
+      <w:pPr>
+        <w:pStyle w:val="ListParagraph"/>
+        <w:numPr>
+          <w:ilvl w:val="2"/>
+          <w:numId w:val="5"/>
+        </w:numPr>
+        <w:rPr>
+          <w:b/>
+          <w:bCs/>
+        </w:rPr>
+      </w:pPr>
+      <w:r>
+        <w:t>Poor</w:t>
+      </w:r>
+    </w:p>
+    <w:p>
+      <w:pPr>
+        <w:rPr>
+          <w:b/>
+          <w:bCs/>
+        </w:rPr>
+      </w:pPr>
+      <w:r>
+        <w:rPr>
+          <w:b/>
+          <w:bCs/>
+          <w:color w:val="0070C0"/>
+        </w:rPr>
+        <w:t>Admin</w:t>
+      </w:r>
+      <w:r>
+        <w:rPr>
+          <w:b/>
+          <w:bCs/>
+        </w:rPr>
+        <w:t>:</w:t>
+      </w:r>
+    </w:p>
+    <w:p>
+      <w:pPr>
+        <w:pStyle w:val="ListParagraph"/>
+        <w:numPr>
+          <w:ilvl w:val="0"/>
+          <w:numId w:val="8"/>
+        </w:numPr>
+      </w:pPr>
+      <w:r>
+        <w:t>User</w:t>
+      </w:r>
+    </w:p>
+    <w:p>
+      <w:pPr>
+        <w:pStyle w:val="ListParagraph"/>
+        <w:numPr>
+          <w:ilvl w:val="0"/>
+          <w:numId w:val="8"/>
+        </w:numPr>
+      </w:pPr>
+      <w:r>
+        <w:t xml:space="preserve">Review Status =&gt; </w:t>
+      </w:r>
+      <w:proofErr w:type="spellStart"/>
+      <w:r>
+        <w:t>ItemName</w:t>
+      </w:r>
+      <w:proofErr w:type="spellEnd"/>
+      <w:r>
+        <w:t xml:space="preserve">, Quantity, Price, </w:t>
+      </w:r>
+      <w:proofErr w:type="gramStart"/>
+      <w:r>
+        <w:t>Quality ,</w:t>
+      </w:r>
+      <w:proofErr w:type="gramEnd"/>
+      <w:r>
+        <w:t xml:space="preserve"> Approval</w:t>
+      </w:r>
     </w:p>
     <w:p/>
     <w:sectPr>
@@ -363,6 +645,232 @@
 <file path=word/numbering.xml><?xml version="1.0" encoding="utf-8"?>
 <w:numbering xmlns:wpc="http://schemas.microsoft.com/office/word/2010/wordprocessingCanvas" xmlns:cx="http://schemas.microsoft.com/office/drawing/2014/chartex" xmlns:cx1="http://schemas.microsoft.com/office/drawing/2015/9/8/chartex" xmlns:cx2="http://schemas.microsoft.com/office/drawing/2015/10/21/chartex" xmlns:cx3="http://schemas.microsoft.com/office/drawing/2016/5/9/chartex" xmlns:cx4="http://schemas.microsoft.com/office/drawing/2016/5/10/chartex" xmlns:cx5="http://schemas.microsoft.com/office/drawing/2016/5/11/chartex" xmlns:cx6="http://schemas.microsoft.com/office/drawing/2016/5/12/chartex" xmlns:cx7="http://schemas.microsoft.com/office/drawing/2016/5/13/chartex" xmlns:cx8="http://schemas.microsoft.com/office/drawing/2016/5/14/chartex" xmlns:mc="http://schemas.openxmlformats.org/markup-compatibility/2006" xmlns:aink="http://schemas.microsoft.com/office/drawing/2016/ink" xmlns:am3d="http://schemas.microsoft.com/office/drawing/2017/model3d" xmlns:o="urn:schemas-microsoft-com:office:office" xmlns:oel="http://schemas.microsoft.com/office/2019/extlst" xmlns:r="http://schemas.openxmlformats.org/officeDocument/2006/relationships" xmlns:m="http://schemas.openxmlformats.org/officeDocument/2006/math" xmlns:v="urn:schemas-microsoft-com:vml" xmlns:wp14="http://schemas.microsoft.com/office/word/2010/wordprocessingDrawing" xmlns:wp="http://schemas.openxmlformats.org/drawingml/2006/wordprocessingDrawing" xmlns:w10="urn:schemas-microsoft-com:office:word" xmlns:w="http://schemas.openxmlformats.org/wordprocessingml/2006/main" xmlns:w14="http://schemas.microsoft.com/office/word/2010/wordml" xmlns:w15="http://schemas.microsoft.com/office/word/2012/wordml" xmlns:w16cex="http://schemas.microsoft.com/office/word/2018/wordml/cex" xmlns:w16cid="http://schemas.microsoft.com/office/word/2016/wordml/cid" xmlns:w16="http://schemas.microsoft.com/office/word/2018/wordml" xmlns:w16du="http://schemas.microsoft.com/office/word/2023/wordml/word16du" xmlns:w16sdtdh="http://schemas.microsoft.com/office/word/2020/wordml/sdtdatahash" xmlns:w16sdtfl="http://schemas.microsoft.com/office/word/2024/wordml/sdtformatlock" xmlns:w16se="http://schemas.microsoft.com/office/word/2015/wordml/symex" xmlns:wpg="http://schemas.microsoft.com/office/word/2010/wordprocessingGroup" xmlns:wpi="http://schemas.microsoft.com/office/word/2010/wordprocessingInk" xmlns:wne="http://schemas.microsoft.com/office/word/2006/wordml" xmlns:wps="http://schemas.microsoft.com/office/word/2010/wordprocessingShape" mc:Ignorable="w14 w15 w16se w16cid w16 w16cex w16sdtdh w16sdtfl w16du wp14">
   <w:abstractNum w:abstractNumId="0" w15:restartNumberingAfterBreak="0">
+    <w:nsid w:val="12B85562"/>
+    <w:multiLevelType w:val="hybridMultilevel"/>
+    <w:tmpl w:val="A03A6B92"/>
+    <w:lvl w:ilvl="0" w:tplc="04090001">
+      <w:start w:val="1"/>
+      <w:numFmt w:val="bullet"/>
+      <w:lvlText w:val=""/>
+      <w:lvlJc w:val="left"/>
+      <w:pPr>
+        <w:ind w:left="1440" w:hanging="360"/>
+      </w:pPr>
+      <w:rPr>
+        <w:rFonts w:ascii="Symbol" w:hAnsi="Symbol" w:hint="default"/>
+      </w:rPr>
+    </w:lvl>
+    <w:lvl w:ilvl="1" w:tplc="04090003" w:tentative="1">
+      <w:start w:val="1"/>
+      <w:numFmt w:val="bullet"/>
+      <w:lvlText w:val="o"/>
+      <w:lvlJc w:val="left"/>
+      <w:pPr>
+        <w:ind w:left="2160" w:hanging="360"/>
+      </w:pPr>
+      <w:rPr>
+        <w:rFonts w:ascii="Courier New" w:hAnsi="Courier New" w:cs="Courier New" w:hint="default"/>
+      </w:rPr>
+    </w:lvl>
+    <w:lvl w:ilvl="2" w:tplc="04090005" w:tentative="1">
+      <w:start w:val="1"/>
+      <w:numFmt w:val="bullet"/>
+      <w:lvlText w:val=""/>
+      <w:lvlJc w:val="left"/>
+      <w:pPr>
+        <w:ind w:left="2880" w:hanging="360"/>
+      </w:pPr>
+      <w:rPr>
+        <w:rFonts w:ascii="Wingdings" w:hAnsi="Wingdings" w:hint="default"/>
+      </w:rPr>
+    </w:lvl>
+    <w:lvl w:ilvl="3" w:tplc="04090001" w:tentative="1">
+      <w:start w:val="1"/>
+      <w:numFmt w:val="bullet"/>
+      <w:lvlText w:val=""/>
+      <w:lvlJc w:val="left"/>
+      <w:pPr>
+        <w:ind w:left="3600" w:hanging="360"/>
+      </w:pPr>
+      <w:rPr>
+        <w:rFonts w:ascii="Symbol" w:hAnsi="Symbol" w:hint="default"/>
+      </w:rPr>
+    </w:lvl>
+    <w:lvl w:ilvl="4" w:tplc="04090003" w:tentative="1">
+      <w:start w:val="1"/>
+      <w:numFmt w:val="bullet"/>
+      <w:lvlText w:val="o"/>
+      <w:lvlJc w:val="left"/>
+      <w:pPr>
+        <w:ind w:left="4320" w:hanging="360"/>
+      </w:pPr>
+      <w:rPr>
+        <w:rFonts w:ascii="Courier New" w:hAnsi="Courier New" w:cs="Courier New" w:hint="default"/>
+      </w:rPr>
+    </w:lvl>
+    <w:lvl w:ilvl="5" w:tplc="04090005" w:tentative="1">
+      <w:start w:val="1"/>
+      <w:numFmt w:val="bullet"/>
+      <w:lvlText w:val=""/>
+      <w:lvlJc w:val="left"/>
+      <w:pPr>
+        <w:ind w:left="5040" w:hanging="360"/>
+      </w:pPr>
+      <w:rPr>
+        <w:rFonts w:ascii="Wingdings" w:hAnsi="Wingdings" w:hint="default"/>
+      </w:rPr>
+    </w:lvl>
+    <w:lvl w:ilvl="6" w:tplc="04090001" w:tentative="1">
+      <w:start w:val="1"/>
+      <w:numFmt w:val="bullet"/>
+      <w:lvlText w:val=""/>
+      <w:lvlJc w:val="left"/>
+      <w:pPr>
+        <w:ind w:left="5760" w:hanging="360"/>
+      </w:pPr>
+      <w:rPr>
+        <w:rFonts w:ascii="Symbol" w:hAnsi="Symbol" w:hint="default"/>
+      </w:rPr>
+    </w:lvl>
+    <w:lvl w:ilvl="7" w:tplc="04090003" w:tentative="1">
+      <w:start w:val="1"/>
+      <w:numFmt w:val="bullet"/>
+      <w:lvlText w:val="o"/>
+      <w:lvlJc w:val="left"/>
+      <w:pPr>
+        <w:ind w:left="6480" w:hanging="360"/>
+      </w:pPr>
+      <w:rPr>
+        <w:rFonts w:ascii="Courier New" w:hAnsi="Courier New" w:cs="Courier New" w:hint="default"/>
+      </w:rPr>
+    </w:lvl>
+    <w:lvl w:ilvl="8" w:tplc="04090005" w:tentative="1">
+      <w:start w:val="1"/>
+      <w:numFmt w:val="bullet"/>
+      <w:lvlText w:val=""/>
+      <w:lvlJc w:val="left"/>
+      <w:pPr>
+        <w:ind w:left="7200" w:hanging="360"/>
+      </w:pPr>
+      <w:rPr>
+        <w:rFonts w:ascii="Wingdings" w:hAnsi="Wingdings" w:hint="default"/>
+      </w:rPr>
+    </w:lvl>
+  </w:abstractNum>
+  <w:abstractNum w:abstractNumId="1" w15:restartNumberingAfterBreak="0">
+    <w:nsid w:val="168939EF"/>
+    <w:multiLevelType w:val="hybridMultilevel"/>
+    <w:tmpl w:val="9A787F3A"/>
+    <w:lvl w:ilvl="0" w:tplc="04090001">
+      <w:start w:val="1"/>
+      <w:numFmt w:val="bullet"/>
+      <w:lvlText w:val=""/>
+      <w:lvlJc w:val="left"/>
+      <w:pPr>
+        <w:ind w:left="1440" w:hanging="360"/>
+      </w:pPr>
+      <w:rPr>
+        <w:rFonts w:ascii="Symbol" w:hAnsi="Symbol" w:hint="default"/>
+      </w:rPr>
+    </w:lvl>
+    <w:lvl w:ilvl="1" w:tplc="04090003">
+      <w:start w:val="1"/>
+      <w:numFmt w:val="bullet"/>
+      <w:lvlText w:val="o"/>
+      <w:lvlJc w:val="left"/>
+      <w:pPr>
+        <w:ind w:left="2160" w:hanging="360"/>
+      </w:pPr>
+      <w:rPr>
+        <w:rFonts w:ascii="Courier New" w:hAnsi="Courier New" w:cs="Courier New" w:hint="default"/>
+      </w:rPr>
+    </w:lvl>
+    <w:lvl w:ilvl="2" w:tplc="04090005">
+      <w:start w:val="1"/>
+      <w:numFmt w:val="bullet"/>
+      <w:lvlText w:val=""/>
+      <w:lvlJc w:val="left"/>
+      <w:pPr>
+        <w:ind w:left="2880" w:hanging="360"/>
+      </w:pPr>
+      <w:rPr>
+        <w:rFonts w:ascii="Wingdings" w:hAnsi="Wingdings" w:hint="default"/>
+      </w:rPr>
+    </w:lvl>
+    <w:lvl w:ilvl="3" w:tplc="04090001">
+      <w:start w:val="1"/>
+      <w:numFmt w:val="bullet"/>
+      <w:lvlText w:val=""/>
+      <w:lvlJc w:val="left"/>
+      <w:pPr>
+        <w:ind w:left="3600" w:hanging="360"/>
+      </w:pPr>
+      <w:rPr>
+        <w:rFonts w:ascii="Symbol" w:hAnsi="Symbol" w:hint="default"/>
+      </w:rPr>
+    </w:lvl>
+    <w:lvl w:ilvl="4" w:tplc="04090003">
+      <w:start w:val="1"/>
+      <w:numFmt w:val="bullet"/>
+      <w:lvlText w:val="o"/>
+      <w:lvlJc w:val="left"/>
+      <w:pPr>
+        <w:ind w:left="4320" w:hanging="360"/>
+      </w:pPr>
+      <w:rPr>
+        <w:rFonts w:ascii="Courier New" w:hAnsi="Courier New" w:cs="Courier New" w:hint="default"/>
+      </w:rPr>
+    </w:lvl>
+    <w:lvl w:ilvl="5" w:tplc="04090005" w:tentative="1">
+      <w:start w:val="1"/>
+      <w:numFmt w:val="bullet"/>
+      <w:lvlText w:val=""/>
+      <w:lvlJc w:val="left"/>
+      <w:pPr>
+        <w:ind w:left="5040" w:hanging="360"/>
+      </w:pPr>
+      <w:rPr>
+        <w:rFonts w:ascii="Wingdings" w:hAnsi="Wingdings" w:hint="default"/>
+      </w:rPr>
+    </w:lvl>
+    <w:lvl w:ilvl="6" w:tplc="04090001" w:tentative="1">
+      <w:start w:val="1"/>
+      <w:numFmt w:val="bullet"/>
+      <w:lvlText w:val=""/>
+      <w:lvlJc w:val="left"/>
+      <w:pPr>
+        <w:ind w:left="5760" w:hanging="360"/>
+      </w:pPr>
+      <w:rPr>
+        <w:rFonts w:ascii="Symbol" w:hAnsi="Symbol" w:hint="default"/>
+      </w:rPr>
+    </w:lvl>
+    <w:lvl w:ilvl="7" w:tplc="04090003" w:tentative="1">
+      <w:start w:val="1"/>
+      <w:numFmt w:val="bullet"/>
+      <w:lvlText w:val="o"/>
+      <w:lvlJc w:val="left"/>
+      <w:pPr>
+        <w:ind w:left="6480" w:hanging="360"/>
+      </w:pPr>
+      <w:rPr>
+        <w:rFonts w:ascii="Courier New" w:hAnsi="Courier New" w:cs="Courier New" w:hint="default"/>
+      </w:rPr>
+    </w:lvl>
+    <w:lvl w:ilvl="8" w:tplc="04090005" w:tentative="1">
+      <w:start w:val="1"/>
+      <w:numFmt w:val="bullet"/>
+      <w:lvlText w:val=""/>
+      <w:lvlJc w:val="left"/>
+      <w:pPr>
+        <w:ind w:left="7200" w:hanging="360"/>
+      </w:pPr>
+      <w:rPr>
+        <w:rFonts w:ascii="Wingdings" w:hAnsi="Wingdings" w:hint="default"/>
+      </w:rPr>
+    </w:lvl>
+  </w:abstractNum>
+  <w:abstractNum w:abstractNumId="2" w15:restartNumberingAfterBreak="0">
     <w:nsid w:val="1F6E7896"/>
     <w:multiLevelType w:val="hybridMultilevel"/>
     <w:tmpl w:val="6A5EF776"/>
@@ -475,7 +983,233 @@
       </w:rPr>
     </w:lvl>
   </w:abstractNum>
-  <w:abstractNum w:abstractNumId="1" w15:restartNumberingAfterBreak="0">
+  <w:abstractNum w:abstractNumId="3" w15:restartNumberingAfterBreak="0">
+    <w:nsid w:val="3ACA1F05"/>
+    <w:multiLevelType w:val="hybridMultilevel"/>
+    <w:tmpl w:val="88F0FE0A"/>
+    <w:lvl w:ilvl="0" w:tplc="04090001">
+      <w:start w:val="1"/>
+      <w:numFmt w:val="bullet"/>
+      <w:lvlText w:val=""/>
+      <w:lvlJc w:val="left"/>
+      <w:pPr>
+        <w:ind w:left="1440" w:hanging="360"/>
+      </w:pPr>
+      <w:rPr>
+        <w:rFonts w:ascii="Symbol" w:hAnsi="Symbol" w:hint="default"/>
+      </w:rPr>
+    </w:lvl>
+    <w:lvl w:ilvl="1" w:tplc="04090003" w:tentative="1">
+      <w:start w:val="1"/>
+      <w:numFmt w:val="bullet"/>
+      <w:lvlText w:val="o"/>
+      <w:lvlJc w:val="left"/>
+      <w:pPr>
+        <w:ind w:left="2160" w:hanging="360"/>
+      </w:pPr>
+      <w:rPr>
+        <w:rFonts w:ascii="Courier New" w:hAnsi="Courier New" w:cs="Courier New" w:hint="default"/>
+      </w:rPr>
+    </w:lvl>
+    <w:lvl w:ilvl="2" w:tplc="04090005" w:tentative="1">
+      <w:start w:val="1"/>
+      <w:numFmt w:val="bullet"/>
+      <w:lvlText w:val=""/>
+      <w:lvlJc w:val="left"/>
+      <w:pPr>
+        <w:ind w:left="2880" w:hanging="360"/>
+      </w:pPr>
+      <w:rPr>
+        <w:rFonts w:ascii="Wingdings" w:hAnsi="Wingdings" w:hint="default"/>
+      </w:rPr>
+    </w:lvl>
+    <w:lvl w:ilvl="3" w:tplc="04090001" w:tentative="1">
+      <w:start w:val="1"/>
+      <w:numFmt w:val="bullet"/>
+      <w:lvlText w:val=""/>
+      <w:lvlJc w:val="left"/>
+      <w:pPr>
+        <w:ind w:left="3600" w:hanging="360"/>
+      </w:pPr>
+      <w:rPr>
+        <w:rFonts w:ascii="Symbol" w:hAnsi="Symbol" w:hint="default"/>
+      </w:rPr>
+    </w:lvl>
+    <w:lvl w:ilvl="4" w:tplc="04090003" w:tentative="1">
+      <w:start w:val="1"/>
+      <w:numFmt w:val="bullet"/>
+      <w:lvlText w:val="o"/>
+      <w:lvlJc w:val="left"/>
+      <w:pPr>
+        <w:ind w:left="4320" w:hanging="360"/>
+      </w:pPr>
+      <w:rPr>
+        <w:rFonts w:ascii="Courier New" w:hAnsi="Courier New" w:cs="Courier New" w:hint="default"/>
+      </w:rPr>
+    </w:lvl>
+    <w:lvl w:ilvl="5" w:tplc="04090005" w:tentative="1">
+      <w:start w:val="1"/>
+      <w:numFmt w:val="bullet"/>
+      <w:lvlText w:val=""/>
+      <w:lvlJc w:val="left"/>
+      <w:pPr>
+        <w:ind w:left="5040" w:hanging="360"/>
+      </w:pPr>
+      <w:rPr>
+        <w:rFonts w:ascii="Wingdings" w:hAnsi="Wingdings" w:hint="default"/>
+      </w:rPr>
+    </w:lvl>
+    <w:lvl w:ilvl="6" w:tplc="04090001" w:tentative="1">
+      <w:start w:val="1"/>
+      <w:numFmt w:val="bullet"/>
+      <w:lvlText w:val=""/>
+      <w:lvlJc w:val="left"/>
+      <w:pPr>
+        <w:ind w:left="5760" w:hanging="360"/>
+      </w:pPr>
+      <w:rPr>
+        <w:rFonts w:ascii="Symbol" w:hAnsi="Symbol" w:hint="default"/>
+      </w:rPr>
+    </w:lvl>
+    <w:lvl w:ilvl="7" w:tplc="04090003" w:tentative="1">
+      <w:start w:val="1"/>
+      <w:numFmt w:val="bullet"/>
+      <w:lvlText w:val="o"/>
+      <w:lvlJc w:val="left"/>
+      <w:pPr>
+        <w:ind w:left="6480" w:hanging="360"/>
+      </w:pPr>
+      <w:rPr>
+        <w:rFonts w:ascii="Courier New" w:hAnsi="Courier New" w:cs="Courier New" w:hint="default"/>
+      </w:rPr>
+    </w:lvl>
+    <w:lvl w:ilvl="8" w:tplc="04090005" w:tentative="1">
+      <w:start w:val="1"/>
+      <w:numFmt w:val="bullet"/>
+      <w:lvlText w:val=""/>
+      <w:lvlJc w:val="left"/>
+      <w:pPr>
+        <w:ind w:left="7200" w:hanging="360"/>
+      </w:pPr>
+      <w:rPr>
+        <w:rFonts w:ascii="Wingdings" w:hAnsi="Wingdings" w:hint="default"/>
+      </w:rPr>
+    </w:lvl>
+  </w:abstractNum>
+  <w:abstractNum w:abstractNumId="4" w15:restartNumberingAfterBreak="0">
+    <w:nsid w:val="719C487C"/>
+    <w:multiLevelType w:val="hybridMultilevel"/>
+    <w:tmpl w:val="1E480060"/>
+    <w:lvl w:ilvl="0" w:tplc="04090001">
+      <w:start w:val="1"/>
+      <w:numFmt w:val="bullet"/>
+      <w:lvlText w:val=""/>
+      <w:lvlJc w:val="left"/>
+      <w:pPr>
+        <w:ind w:left="720" w:hanging="360"/>
+      </w:pPr>
+      <w:rPr>
+        <w:rFonts w:ascii="Symbol" w:hAnsi="Symbol" w:hint="default"/>
+      </w:rPr>
+    </w:lvl>
+    <w:lvl w:ilvl="1" w:tplc="04090003" w:tentative="1">
+      <w:start w:val="1"/>
+      <w:numFmt w:val="bullet"/>
+      <w:lvlText w:val="o"/>
+      <w:lvlJc w:val="left"/>
+      <w:pPr>
+        <w:ind w:left="1440" w:hanging="360"/>
+      </w:pPr>
+      <w:rPr>
+        <w:rFonts w:ascii="Courier New" w:hAnsi="Courier New" w:cs="Courier New" w:hint="default"/>
+      </w:rPr>
+    </w:lvl>
+    <w:lvl w:ilvl="2" w:tplc="04090005" w:tentative="1">
+      <w:start w:val="1"/>
+      <w:numFmt w:val="bullet"/>
+      <w:lvlText w:val=""/>
+      <w:lvlJc w:val="left"/>
+      <w:pPr>
+        <w:ind w:left="2160" w:hanging="360"/>
+      </w:pPr>
+      <w:rPr>
+        <w:rFonts w:ascii="Wingdings" w:hAnsi="Wingdings" w:hint="default"/>
+      </w:rPr>
+    </w:lvl>
+    <w:lvl w:ilvl="3" w:tplc="04090001" w:tentative="1">
+      <w:start w:val="1"/>
+      <w:numFmt w:val="bullet"/>
+      <w:lvlText w:val=""/>
+      <w:lvlJc w:val="left"/>
+      <w:pPr>
+        <w:ind w:left="2880" w:hanging="360"/>
+      </w:pPr>
+      <w:rPr>
+        <w:rFonts w:ascii="Symbol" w:hAnsi="Symbol" w:hint="default"/>
+      </w:rPr>
+    </w:lvl>
+    <w:lvl w:ilvl="4" w:tplc="04090003" w:tentative="1">
+      <w:start w:val="1"/>
+      <w:numFmt w:val="bullet"/>
+      <w:lvlText w:val="o"/>
+      <w:lvlJc w:val="left"/>
+      <w:pPr>
+        <w:ind w:left="3600" w:hanging="360"/>
+      </w:pPr>
+      <w:rPr>
+        <w:rFonts w:ascii="Courier New" w:hAnsi="Courier New" w:cs="Courier New" w:hint="default"/>
+      </w:rPr>
+    </w:lvl>
+    <w:lvl w:ilvl="5" w:tplc="04090005" w:tentative="1">
+      <w:start w:val="1"/>
+      <w:numFmt w:val="bullet"/>
+      <w:lvlText w:val=""/>
+      <w:lvlJc w:val="left"/>
+      <w:pPr>
+        <w:ind w:left="4320" w:hanging="360"/>
+      </w:pPr>
+      <w:rPr>
+        <w:rFonts w:ascii="Wingdings" w:hAnsi="Wingdings" w:hint="default"/>
+      </w:rPr>
+    </w:lvl>
+    <w:lvl w:ilvl="6" w:tplc="04090001" w:tentative="1">
+      <w:start w:val="1"/>
+      <w:numFmt w:val="bullet"/>
+      <w:lvlText w:val=""/>
+      <w:lvlJc w:val="left"/>
+      <w:pPr>
+        <w:ind w:left="5040" w:hanging="360"/>
+      </w:pPr>
+      <w:rPr>
+        <w:rFonts w:ascii="Symbol" w:hAnsi="Symbol" w:hint="default"/>
+      </w:rPr>
+    </w:lvl>
+    <w:lvl w:ilvl="7" w:tplc="04090003" w:tentative="1">
+      <w:start w:val="1"/>
+      <w:numFmt w:val="bullet"/>
+      <w:lvlText w:val="o"/>
+      <w:lvlJc w:val="left"/>
+      <w:pPr>
+        <w:ind w:left="5760" w:hanging="360"/>
+      </w:pPr>
+      <w:rPr>
+        <w:rFonts w:ascii="Courier New" w:hAnsi="Courier New" w:cs="Courier New" w:hint="default"/>
+      </w:rPr>
+    </w:lvl>
+    <w:lvl w:ilvl="8" w:tplc="04090005" w:tentative="1">
+      <w:start w:val="1"/>
+      <w:numFmt w:val="bullet"/>
+      <w:lvlText w:val=""/>
+      <w:lvlJc w:val="left"/>
+      <w:pPr>
+        <w:ind w:left="6480" w:hanging="360"/>
+      </w:pPr>
+      <w:rPr>
+        <w:rFonts w:ascii="Wingdings" w:hAnsi="Wingdings" w:hint="default"/>
+      </w:rPr>
+    </w:lvl>
+  </w:abstractNum>
+  <w:abstractNum w:abstractNumId="5" w15:restartNumberingAfterBreak="0">
     <w:nsid w:val="79870FDA"/>
     <w:multiLevelType w:val="hybridMultilevel"/>
     <w:tmpl w:val="A8B487FE"/>
@@ -588,7 +1322,7 @@
       </w:rPr>
     </w:lvl>
   </w:abstractNum>
-  <w:abstractNum w:abstractNumId="2" w15:restartNumberingAfterBreak="0">
+  <w:abstractNum w:abstractNumId="6" w15:restartNumberingAfterBreak="0">
     <w:nsid w:val="7AC525D1"/>
     <w:multiLevelType w:val="hybridMultilevel"/>
     <w:tmpl w:val="DA767190"/>
@@ -702,43 +1436,28 @@
     </w:lvl>
   </w:abstractNum>
   <w:num w:numId="1" w16cid:durableId="852839568">
+    <w:abstractNumId w:val="5"/>
+  </w:num>
+  <w:num w:numId="2" w16cid:durableId="528685344">
+    <w:abstractNumId w:val="5"/>
+  </w:num>
+  <w:num w:numId="3" w16cid:durableId="461846071">
+    <w:abstractNumId w:val="6"/>
+  </w:num>
+  <w:num w:numId="4" w16cid:durableId="1477525234">
+    <w:abstractNumId w:val="2"/>
+  </w:num>
+  <w:num w:numId="5" w16cid:durableId="713847909">
     <w:abstractNumId w:val="1"/>
   </w:num>
-  <w:num w:numId="2" w16cid:durableId="528685344">
-    <w:abstractNumId w:val="1"/>
-    <w:lvlOverride w:ilvl="0"/>
-    <w:lvlOverride w:ilvl="1"/>
-    <w:lvlOverride w:ilvl="2"/>
-    <w:lvlOverride w:ilvl="3"/>
-    <w:lvlOverride w:ilvl="4"/>
-    <w:lvlOverride w:ilvl="5"/>
-    <w:lvlOverride w:ilvl="6"/>
-    <w:lvlOverride w:ilvl="7"/>
-    <w:lvlOverride w:ilvl="8"/>
+  <w:num w:numId="6" w16cid:durableId="927496404">
+    <w:abstractNumId w:val="3"/>
   </w:num>
-  <w:num w:numId="3" w16cid:durableId="461846071">
-    <w:abstractNumId w:val="2"/>
-    <w:lvlOverride w:ilvl="0"/>
-    <w:lvlOverride w:ilvl="1"/>
-    <w:lvlOverride w:ilvl="2"/>
-    <w:lvlOverride w:ilvl="3"/>
-    <w:lvlOverride w:ilvl="4"/>
-    <w:lvlOverride w:ilvl="5"/>
-    <w:lvlOverride w:ilvl="6"/>
-    <w:lvlOverride w:ilvl="7"/>
-    <w:lvlOverride w:ilvl="8"/>
+  <w:num w:numId="7" w16cid:durableId="1958023251">
+    <w:abstractNumId w:val="4"/>
   </w:num>
-  <w:num w:numId="4" w16cid:durableId="1477525234">
+  <w:num w:numId="8" w16cid:durableId="444349413">
     <w:abstractNumId w:val="0"/>
-    <w:lvlOverride w:ilvl="0"/>
-    <w:lvlOverride w:ilvl="1"/>
-    <w:lvlOverride w:ilvl="2"/>
-    <w:lvlOverride w:ilvl="3"/>
-    <w:lvlOverride w:ilvl="4"/>
-    <w:lvlOverride w:ilvl="5"/>
-    <w:lvlOverride w:ilvl="6"/>
-    <w:lvlOverride w:ilvl="7"/>
-    <w:lvlOverride w:ilvl="8"/>
   </w:num>
 </w:numbering>
 </file>
@@ -1346,6 +2065,7 @@
   <w:style w:type="character" w:default="1" w:styleId="DefaultParagraphFont">
     <w:name w:val="Default Paragraph Font"/>
     <w:uiPriority w:val="1"/>
+    <w:semiHidden/>
     <w:unhideWhenUsed/>
   </w:style>
   <w:style w:type="table" w:default="1" w:styleId="TableNormal">
